--- a/лр2/report.docx
+++ b/лр2/report.docx
@@ -74,10 +74,10 @@
       </w:tblPr>
       <w:tblGrid>
         <w:gridCol w:w="3243"/>
-        <w:gridCol w:w="284"/>
-        <w:gridCol w:w="2821"/>
+        <w:gridCol w:w="283"/>
+        <w:gridCol w:w="2820"/>
         <w:gridCol w:w="277"/>
-        <w:gridCol w:w="3014"/>
+        <w:gridCol w:w="3016"/>
       </w:tblGrid>
       <w:tr>
         <w:tc>
@@ -181,9 +181,9 @@
             </w:pPr>
             <w:r>
               <w:rPr>
-                <w:sz w:val="24"/>
-              </w:rPr>
-              <w:t>Ю.А. Скобцов</w:t>
+                <w:sz w:val="20"/>
+              </w:rPr>
+              <w:t>Скобцов Юрий Александрович</w:t>
             </w:r>
           </w:p>
         </w:tc>
@@ -559,9 +559,9 @@
             </w:pPr>
             <w:r>
               <w:rPr>
-                <w:sz w:val="24"/>
-              </w:rPr>
-              <w:t>Могилатов С.И.</w:t>
+                <w:sz w:val="20"/>
+              </w:rPr>
+              <w:t>Могилатов Семен Игоревич</w:t>
             </w:r>
           </w:p>
         </w:tc>
@@ -813,7 +813,7 @@
       <w:r>
         <w:fldChar w:fldCharType="separate"/>
       </w:r>
-      <w:hyperlink w:anchor="_Toc241410317" w:history="1">
+      <w:hyperlink w:anchor="_Toc241411112" w:history="1">
         <w:r>
           <w:rPr>
             <w:rStyle w:val="a7"/>
@@ -840,7 +840,7 @@
             <w:noProof/>
             <w:webHidden/>
           </w:rPr>
-          <w:instrText xml:space="preserve"> PAGEREF _Toc241410317 \h </w:instrText>
+          <w:instrText xml:space="preserve"> PAGEREF _Toc241411112 \h </w:instrText>
         </w:r>
         <w:r>
           <w:rPr>
@@ -881,7 +881,7 @@
           <w:noProof/>
         </w:rPr>
       </w:pPr>
-      <w:hyperlink w:anchor="_Toc241410318" w:history="1">
+      <w:hyperlink w:anchor="_Toc241411113" w:history="1">
         <w:r>
           <w:rPr>
             <w:rStyle w:val="a7"/>
@@ -908,7 +908,7 @@
             <w:noProof/>
             <w:webHidden/>
           </w:rPr>
-          <w:instrText xml:space="preserve"> PAGEREF _Toc241410318 \h </w:instrText>
+          <w:instrText xml:space="preserve"> PAGEREF _Toc241411113 \h </w:instrText>
         </w:r>
         <w:r>
           <w:rPr>
@@ -949,7 +949,7 @@
           <w:noProof/>
         </w:rPr>
       </w:pPr>
-      <w:hyperlink w:anchor="_Toc241410319" w:history="1">
+      <w:hyperlink w:anchor="_Toc241411114" w:history="1">
         <w:r>
           <w:rPr>
             <w:rStyle w:val="a7"/>
@@ -976,7 +976,7 @@
             <w:noProof/>
             <w:webHidden/>
           </w:rPr>
-          <w:instrText xml:space="preserve"> PAGEREF _Toc241410319 \h </w:instrText>
+          <w:instrText xml:space="preserve"> PAGEREF _Toc241411114 \h </w:instrText>
         </w:r>
         <w:r>
           <w:rPr>
@@ -1017,7 +1017,7 @@
           <w:noProof/>
         </w:rPr>
       </w:pPr>
-      <w:hyperlink w:anchor="_Toc241410320" w:history="1">
+      <w:hyperlink w:anchor="_Toc241411115" w:history="1">
         <w:r>
           <w:rPr>
             <w:rStyle w:val="a7"/>
@@ -1044,7 +1044,7 @@
             <w:noProof/>
             <w:webHidden/>
           </w:rPr>
-          <w:instrText xml:space="preserve"> PAGEREF _Toc241410320 \h </w:instrText>
+          <w:instrText xml:space="preserve"> PAGEREF _Toc241411115 \h </w:instrText>
         </w:r>
         <w:r>
           <w:rPr>
@@ -1085,7 +1085,7 @@
           <w:noProof/>
         </w:rPr>
       </w:pPr>
-      <w:hyperlink w:anchor="_Toc241410321" w:history="1">
+      <w:hyperlink w:anchor="_Toc241411116" w:history="1">
         <w:r>
           <w:rPr>
             <w:rStyle w:val="a7"/>
@@ -1112,7 +1112,7 @@
             <w:noProof/>
             <w:webHidden/>
           </w:rPr>
-          <w:instrText xml:space="preserve"> PAGEREF _Toc241410321 \h </w:instrText>
+          <w:instrText xml:space="preserve"> PAGEREF _Toc241411116 \h </w:instrText>
         </w:r>
         <w:r>
           <w:rPr>
@@ -1153,7 +1153,7 @@
           <w:noProof/>
         </w:rPr>
       </w:pPr>
-      <w:hyperlink w:anchor="_Toc241410322" w:history="1">
+      <w:hyperlink w:anchor="_Toc241411117" w:history="1">
         <w:r>
           <w:rPr>
             <w:rStyle w:val="a7"/>
@@ -1180,7 +1180,7 @@
             <w:noProof/>
             <w:webHidden/>
           </w:rPr>
-          <w:instrText xml:space="preserve"> PAGEREF _Toc241410322 \h </w:instrText>
+          <w:instrText xml:space="preserve"> PAGEREF _Toc241411117 \h </w:instrText>
         </w:r>
         <w:r>
           <w:rPr>
@@ -1221,7 +1221,7 @@
           <w:noProof/>
         </w:rPr>
       </w:pPr>
-      <w:hyperlink w:anchor="_Toc241410323" w:history="1">
+      <w:hyperlink w:anchor="_Toc241411118" w:history="1">
         <w:r>
           <w:rPr>
             <w:rStyle w:val="a7"/>
@@ -1248,7 +1248,7 @@
             <w:noProof/>
             <w:webHidden/>
           </w:rPr>
-          <w:instrText xml:space="preserve"> PAGEREF _Toc241410323 \h </w:instrText>
+          <w:instrText xml:space="preserve"> PAGEREF _Toc241411118 \h </w:instrText>
         </w:r>
         <w:r>
           <w:rPr>
@@ -1289,7 +1289,7 @@
           <w:noProof/>
         </w:rPr>
       </w:pPr>
-      <w:hyperlink w:anchor="_Toc241410324" w:history="1">
+      <w:hyperlink w:anchor="_Toc241411119" w:history="1">
         <w:r>
           <w:rPr>
             <w:rStyle w:val="a7"/>
@@ -1316,7 +1316,7 @@
             <w:noProof/>
             <w:webHidden/>
           </w:rPr>
-          <w:instrText xml:space="preserve"> PAGEREF _Toc241410324 \h </w:instrText>
+          <w:instrText xml:space="preserve"> PAGEREF _Toc241411119 \h </w:instrText>
         </w:r>
         <w:r>
           <w:rPr>
@@ -1357,7 +1357,7 @@
           <w:noProof/>
         </w:rPr>
       </w:pPr>
-      <w:hyperlink w:anchor="_Toc241410325" w:history="1">
+      <w:hyperlink w:anchor="_Toc241411120" w:history="1">
         <w:r>
           <w:rPr>
             <w:rStyle w:val="a7"/>
@@ -1384,7 +1384,7 @@
             <w:noProof/>
             <w:webHidden/>
           </w:rPr>
-          <w:instrText xml:space="preserve"> PAGEREF _Toc241410325 \h </w:instrText>
+          <w:instrText xml:space="preserve"> PAGEREF _Toc241411120 \h </w:instrText>
         </w:r>
         <w:r>
           <w:rPr>
@@ -1425,7 +1425,7 @@
           <w:noProof/>
         </w:rPr>
       </w:pPr>
-      <w:hyperlink w:anchor="_Toc241410326" w:history="1">
+      <w:hyperlink w:anchor="_Toc241411121" w:history="1">
         <w:r>
           <w:rPr>
             <w:rStyle w:val="a7"/>
@@ -1452,7 +1452,7 @@
             <w:noProof/>
             <w:webHidden/>
           </w:rPr>
-          <w:instrText xml:space="preserve"> PAGEREF _Toc241410326 \h </w:instrText>
+          <w:instrText xml:space="preserve"> PAGEREF _Toc241411121 \h </w:instrText>
         </w:r>
         <w:r>
           <w:rPr>
@@ -1493,7 +1493,7 @@
           <w:noProof/>
         </w:rPr>
       </w:pPr>
-      <w:hyperlink w:anchor="_Toc241410327" w:history="1">
+      <w:hyperlink w:anchor="_Toc241411122" w:history="1">
         <w:r>
           <w:rPr>
             <w:rStyle w:val="a7"/>
@@ -1520,7 +1520,7 @@
             <w:noProof/>
             <w:webHidden/>
           </w:rPr>
-          <w:instrText xml:space="preserve"> PAGEREF _Toc241410327 \h </w:instrText>
+          <w:instrText xml:space="preserve"> PAGEREF _Toc241411122 \h </w:instrText>
         </w:r>
         <w:r>
           <w:rPr>
@@ -1561,7 +1561,7 @@
           <w:noProof/>
         </w:rPr>
       </w:pPr>
-      <w:hyperlink w:anchor="_Toc241410328" w:history="1">
+      <w:hyperlink w:anchor="_Toc241411123" w:history="1">
         <w:r>
           <w:rPr>
             <w:rStyle w:val="a7"/>
@@ -1588,7 +1588,7 @@
             <w:noProof/>
             <w:webHidden/>
           </w:rPr>
-          <w:instrText xml:space="preserve"> PAGEREF _Toc241410328 \h </w:instrText>
+          <w:instrText xml:space="preserve"> PAGEREF _Toc241411123 \h </w:instrText>
         </w:r>
         <w:r>
           <w:rPr>
@@ -1629,7 +1629,7 @@
           <w:noProof/>
         </w:rPr>
       </w:pPr>
-      <w:hyperlink w:anchor="_Toc241410329" w:history="1">
+      <w:hyperlink w:anchor="_Toc241411124" w:history="1">
         <w:r>
           <w:rPr>
             <w:rStyle w:val="a7"/>
@@ -1656,7 +1656,7 @@
             <w:noProof/>
             <w:webHidden/>
           </w:rPr>
-          <w:instrText xml:space="preserve"> PAGEREF _Toc241410329 \h </w:instrText>
+          <w:instrText xml:space="preserve"> PAGEREF _Toc241411124 \h </w:instrText>
         </w:r>
         <w:r>
           <w:rPr>
@@ -1697,7 +1697,7 @@
           <w:noProof/>
         </w:rPr>
       </w:pPr>
-      <w:hyperlink w:anchor="_Toc241410330" w:history="1">
+      <w:hyperlink w:anchor="_Toc241411125" w:history="1">
         <w:r>
           <w:rPr>
             <w:rStyle w:val="a7"/>
@@ -1724,7 +1724,7 @@
             <w:noProof/>
             <w:webHidden/>
           </w:rPr>
-          <w:instrText xml:space="preserve"> PAGEREF _Toc241410330 \h </w:instrText>
+          <w:instrText xml:space="preserve"> PAGEREF _Toc241411125 \h </w:instrText>
         </w:r>
         <w:r>
           <w:rPr>
@@ -1765,7 +1765,7 @@
           <w:noProof/>
         </w:rPr>
       </w:pPr>
-      <w:hyperlink w:anchor="_Toc241410331" w:history="1">
+      <w:hyperlink w:anchor="_Toc241411126" w:history="1">
         <w:r>
           <w:rPr>
             <w:rStyle w:val="a7"/>
@@ -1792,7 +1792,7 @@
             <w:noProof/>
             <w:webHidden/>
           </w:rPr>
-          <w:instrText xml:space="preserve"> PAGEREF _Toc241410331 \h </w:instrText>
+          <w:instrText xml:space="preserve"> PAGEREF _Toc241411126 \h </w:instrText>
         </w:r>
         <w:r>
           <w:rPr>
@@ -1833,7 +1833,7 @@
           <w:noProof/>
         </w:rPr>
       </w:pPr>
-      <w:hyperlink w:anchor="_Toc241410332" w:history="1">
+      <w:hyperlink w:anchor="_Toc241411127" w:history="1">
         <w:r>
           <w:rPr>
             <w:rStyle w:val="a7"/>
@@ -1860,7 +1860,7 @@
             <w:noProof/>
             <w:webHidden/>
           </w:rPr>
-          <w:instrText xml:space="preserve"> PAGEREF _Toc241410332 \h </w:instrText>
+          <w:instrText xml:space="preserve"> PAGEREF _Toc241411127 \h </w:instrText>
         </w:r>
         <w:r>
           <w:rPr>
@@ -1904,7 +1904,7 @@
         <w:pStyle w:val="1"/>
         <w:pageBreakBefore/>
       </w:pPr>
-      <w:bookmarkStart w:id="0" w:name="_Toc241410317"/>
+      <w:bookmarkStart w:id="0" w:name="_Toc241411112"/>
       <w:r>
         <w:lastRenderedPageBreak/>
         <w:t>ВВЕДЕНИЕ</w:t>
@@ -1931,7 +1931,7 @@
         <w:pStyle w:val="1"/>
         <w:pageBreakBefore/>
       </w:pPr>
-      <w:bookmarkStart w:id="1" w:name="_Toc241410318"/>
+      <w:bookmarkStart w:id="1" w:name="_Toc241411113"/>
       <w:r>
         <w:lastRenderedPageBreak/>
         <w:t>1 ЗАДАНИЕ И ПОСТАНОВКА ЗАДАЧИ</w:t>
@@ -1943,7 +1943,7 @@
         <w:pStyle w:val="2"/>
         <w:jc w:val="left"/>
       </w:pPr>
-      <w:bookmarkStart w:id="2" w:name="_Toc241410319"/>
+      <w:bookmarkStart w:id="2" w:name="_Toc241411114"/>
       <w:r>
         <w:t>1.1 Задание</w:t>
       </w:r>
@@ -2387,7 +2387,7 @@
         <w:pStyle w:val="1"/>
         <w:pageBreakBefore/>
       </w:pPr>
-      <w:bookmarkStart w:id="3" w:name="_Toc241410320"/>
+      <w:bookmarkStart w:id="3" w:name="_Toc241411115"/>
       <w:r>
         <w:lastRenderedPageBreak/>
         <w:t>2 ТЕОРЕТИЧЕСКИЕ СВЕДЕНИЯ</w:t>
@@ -2399,7 +2399,7 @@
         <w:pStyle w:val="2"/>
         <w:jc w:val="left"/>
       </w:pPr>
-      <w:bookmarkStart w:id="4" w:name="_Toc241410321"/>
+      <w:bookmarkStart w:id="4" w:name="_Toc241411116"/>
       <w:r>
         <w:t>2.1 Общая схема генетического алгоритма</w:t>
       </w:r>
@@ -2420,7 +2420,7 @@
         <w:pStyle w:val="2"/>
         <w:jc w:val="left"/>
       </w:pPr>
-      <w:bookmarkStart w:id="5" w:name="_Toc241410322"/>
+      <w:bookmarkStart w:id="5" w:name="_Toc241411117"/>
       <w:r>
         <w:t>2.2 Операторы и остановка</w:t>
       </w:r>
@@ -2441,7 +2441,7 @@
         <w:pStyle w:val="1"/>
         <w:pageBreakBefore/>
       </w:pPr>
-      <w:bookmarkStart w:id="6" w:name="_Toc241410323"/>
+      <w:bookmarkStart w:id="6" w:name="_Toc241411118"/>
       <w:r>
         <w:lastRenderedPageBreak/>
         <w:t>3 РЕАЛИЗАЦИЯ И ХОД ВЫПОЛНЕНИЯ</w:t>
@@ -2453,7 +2453,7 @@
         <w:pStyle w:val="2"/>
         <w:jc w:val="left"/>
       </w:pPr>
-      <w:bookmarkStart w:id="7" w:name="_Toc241410324"/>
+      <w:bookmarkStart w:id="7" w:name="_Toc241411119"/>
       <w:r>
         <w:t>3.1 Структура программы</w:t>
       </w:r>
@@ -2474,7 +2474,7 @@
         <w:pStyle w:val="2"/>
         <w:jc w:val="left"/>
       </w:pPr>
-      <w:bookmarkStart w:id="8" w:name="_Toc241410325"/>
+      <w:bookmarkStart w:id="8" w:name="_Toc241411120"/>
       <w:r>
         <w:t>3.2 Результаты базовых запусков</w:t>
       </w:r>
@@ -3092,7 +3092,7 @@
         </w:rPr>
         <w:lastRenderedPageBreak/>
         <w:drawing>
-          <wp:inline distT="0" distB="0" distL="0" distR="0" wp14:anchorId="46ED5F61" wp14:editId="1B70DBE4">
+          <wp:inline distT="0" distB="0" distL="0" distR="0" wp14:anchorId="049938CC" wp14:editId="05248C5B">
             <wp:extent cx="5580000" cy="4185000"/>
             <wp:effectExtent l="0" t="0" r="0" b="0"/>
             <wp:docPr id="1" name="Picture 1"/>
@@ -3150,7 +3150,7 @@
           <w:noProof/>
         </w:rPr>
         <w:drawing>
-          <wp:inline distT="0" distB="0" distL="0" distR="0" wp14:anchorId="53B07086" wp14:editId="32D9B573">
+          <wp:inline distT="0" distB="0" distL="0" distR="0" wp14:anchorId="662932E8" wp14:editId="5592E2CB">
             <wp:extent cx="5580000" cy="3348000"/>
             <wp:effectExtent l="0" t="0" r="0" b="0"/>
             <wp:docPr id="2" name="Picture 2"/>
@@ -3203,7 +3203,7 @@
         <w:pStyle w:val="1"/>
         <w:pageBreakBefore/>
       </w:pPr>
-      <w:bookmarkStart w:id="9" w:name="_Toc241410326"/>
+      <w:bookmarkStart w:id="9" w:name="_Toc241411121"/>
       <w:r>
         <w:lastRenderedPageBreak/>
         <w:t>4 ИССЛЕДОВАНИЕ ПАРАМЕТРОВ</w:t>
@@ -3215,7 +3215,7 @@
         <w:pStyle w:val="2"/>
         <w:jc w:val="left"/>
       </w:pPr>
-      <w:bookmarkStart w:id="10" w:name="_Toc241410327"/>
+      <w:bookmarkStart w:id="10" w:name="_Toc241411122"/>
       <w:r>
         <w:t>4.1 Влияние размера популяции</w:t>
       </w:r>
@@ -3231,7 +3231,7 @@
         <w:pStyle w:val="2"/>
         <w:jc w:val="left"/>
       </w:pPr>
-      <w:bookmarkStart w:id="11" w:name="_Toc241410328"/>
+      <w:bookmarkStart w:id="11" w:name="_Toc241411123"/>
       <w:r>
         <w:t>4.2 Влияние вероятности кроссовера</w:t>
       </w:r>
@@ -3247,7 +3247,7 @@
         <w:pStyle w:val="2"/>
         <w:jc w:val="left"/>
       </w:pPr>
-      <w:bookmarkStart w:id="12" w:name="_Toc241410329"/>
+      <w:bookmarkStart w:id="12" w:name="_Toc241411124"/>
       <w:r>
         <w:t>4.3 Влияние вероятности мутации</w:t>
       </w:r>
@@ -4227,7 +4227,7 @@
           <w:noProof/>
         </w:rPr>
         <w:drawing>
-          <wp:inline distT="0" distB="0" distL="0" distR="0" wp14:anchorId="6512BE6A" wp14:editId="1B1FC6D8">
+          <wp:inline distT="0" distB="0" distL="0" distR="0" wp14:anchorId="7F1370E4" wp14:editId="27DED14B">
             <wp:extent cx="5580000" cy="4384286"/>
             <wp:effectExtent l="0" t="0" r="0" b="0"/>
             <wp:docPr id="3" name="Picture 3"/>
@@ -4280,7 +4280,7 @@
         <w:pStyle w:val="1"/>
         <w:pageBreakBefore/>
       </w:pPr>
-      <w:bookmarkStart w:id="13" w:name="_Toc241410330"/>
+      <w:bookmarkStart w:id="13" w:name="_Toc241411125"/>
       <w:r>
         <w:t>5 ВЫВОДЫ</w:t>
       </w:r>
@@ -4311,7 +4311,7 @@
         <w:pStyle w:val="1"/>
         <w:pageBreakBefore/>
       </w:pPr>
-      <w:bookmarkStart w:id="14" w:name="_Toc241410331"/>
+      <w:bookmarkStart w:id="14" w:name="_Toc241411126"/>
       <w:r>
         <w:t>СПИСОК ИСПОЛЬЗОВАННЫХ ИСТОЧНИКОВ</w:t>
       </w:r>
@@ -4342,7 +4342,7 @@
         <w:pStyle w:val="1"/>
         <w:pageBreakBefore/>
       </w:pPr>
-      <w:bookmarkStart w:id="15" w:name="_Toc241410332"/>
+      <w:bookmarkStart w:id="15" w:name="_Toc241411127"/>
       <w:r>
         <w:t>Приложение А. Листинг программы</w:t>
       </w:r>
@@ -7933,7 +7933,7 @@
     <w:autoRedefine/>
     <w:uiPriority w:val="39"/>
     <w:locked/>
-    <w:rsid w:val="003B63B7"/>
+    <w:rsid w:val="00557E72"/>
     <w:pPr>
       <w:spacing w:after="100"/>
     </w:pPr>
@@ -7945,7 +7945,7 @@
     <w:autoRedefine/>
     <w:uiPriority w:val="39"/>
     <w:locked/>
-    <w:rsid w:val="003B63B7"/>
+    <w:rsid w:val="00557E72"/>
     <w:pPr>
       <w:spacing w:after="100"/>
       <w:ind w:left="280"/>
@@ -7956,7 +7956,7 @@
     <w:basedOn w:val="a0"/>
     <w:uiPriority w:val="99"/>
     <w:unhideWhenUsed/>
-    <w:rsid w:val="003B63B7"/>
+    <w:rsid w:val="00557E72"/>
     <w:rPr>
       <w:color w:val="0000FF" w:themeColor="hyperlink"/>
       <w:u w:val="single"/>

--- a/лр2/report.docx
+++ b/лр2/report.docx
@@ -37,6 +37,8 @@
         <w:autoSpaceDN w:val="0"/>
         <w:adjustRightInd w:val="0"/>
         <w:spacing w:before="1200"/>
+        <w:ind w:firstLine="0"/>
+        <w:jc w:val="left"/>
       </w:pPr>
       <w:r>
         <w:t xml:space="preserve">ОТЧЕТ </w:t>
@@ -53,6 +55,8 @@
         <w:autoSpaceDN w:val="0"/>
         <w:adjustRightInd w:val="0"/>
         <w:spacing w:before="120"/>
+        <w:ind w:firstLine="0"/>
+        <w:jc w:val="left"/>
       </w:pPr>
       <w:r>
         <w:t>ПРЕПОДАВАТЕЛЬ</w:t>
@@ -74,10 +78,10 @@
       </w:tblPr>
       <w:tblGrid>
         <w:gridCol w:w="3243"/>
-        <w:gridCol w:w="283"/>
-        <w:gridCol w:w="2820"/>
+        <w:gridCol w:w="284"/>
+        <w:gridCol w:w="2821"/>
         <w:gridCol w:w="277"/>
-        <w:gridCol w:w="3016"/>
+        <w:gridCol w:w="3014"/>
       </w:tblGrid>
       <w:tr>
         <w:tc>
@@ -177,13 +181,14 @@
           </w:tcPr>
           <w:p>
             <w:pPr>
-              <w:jc w:val="center"/>
-            </w:pPr>
-            <w:r>
-              <w:rPr>
-                <w:sz w:val="20"/>
-              </w:rPr>
-              <w:t>Скобцов Юрий Александрович</w:t>
+              <w:ind w:firstLine="0"/>
+              <w:jc w:val="center"/>
+            </w:pPr>
+            <w:r>
+              <w:rPr>
+                <w:sz w:val="24"/>
+              </w:rPr>
+              <w:t>Скобцов Ю.А.</w:t>
             </w:r>
           </w:p>
         </w:tc>
@@ -320,6 +325,7 @@
           </w:tcPr>
           <w:p>
             <w:pPr>
+              <w:ind w:firstLine="0"/>
               <w:jc w:val="center"/>
             </w:pPr>
             <w:r>
@@ -361,6 +367,7 @@
           </w:tcPr>
           <w:p>
             <w:pPr>
+              <w:ind w:firstLine="0"/>
               <w:jc w:val="center"/>
             </w:pPr>
             <w:r>
@@ -387,6 +394,7 @@
           </w:tcPr>
           <w:p>
             <w:pPr>
+              <w:ind w:firstLine="0"/>
               <w:jc w:val="center"/>
             </w:pPr>
             <w:r>
@@ -419,6 +427,7 @@
           </w:tcPr>
           <w:p>
             <w:pPr>
+              <w:ind w:firstLine="0"/>
               <w:jc w:val="center"/>
             </w:pPr>
             <w:r>
@@ -478,21 +487,37 @@
               <w:autoSpaceDE w:val="0"/>
               <w:autoSpaceDN w:val="0"/>
               <w:adjustRightInd w:val="0"/>
-              <w:ind w:left="-108"/>
-            </w:pPr>
-            <w:r>
+              <w:spacing w:line="240" w:lineRule="auto"/>
+              <w:ind w:firstLine="0"/>
+            </w:pPr>
+            <w:r>
+              <w:rPr>
+                <w:sz w:val="24"/>
+              </w:rPr>
               <w:t>СТУДЕНТ</w:t>
             </w:r>
             <w:r>
+              <w:rPr>
+                <w:sz w:val="24"/>
+              </w:rPr>
               <w:t xml:space="preserve"> </w:t>
             </w:r>
             <w:r>
+              <w:rPr>
+                <w:sz w:val="24"/>
+              </w:rPr>
               <w:t>гр</w:t>
             </w:r>
             <w:r>
+              <w:rPr>
+                <w:sz w:val="24"/>
+              </w:rPr>
               <w:t>.</w:t>
             </w:r>
             <w:r>
+              <w:rPr>
+                <w:sz w:val="24"/>
+              </w:rPr>
               <w:t xml:space="preserve"> №</w:t>
             </w:r>
           </w:p>
@@ -510,6 +535,7 @@
           </w:tcPr>
           <w:p>
             <w:pPr>
+              <w:ind w:firstLine="0"/>
               <w:jc w:val="center"/>
             </w:pPr>
             <w:r>
@@ -555,14 +581,13 @@
           </w:tcPr>
           <w:p>
             <w:pPr>
-              <w:jc w:val="center"/>
-            </w:pPr>
-            <w:r>
-              <w:rPr>
-                <w:sz w:val="20"/>
-              </w:rPr>
-              <w:t>Могилатов Семен Игоревич</w:t>
-            </w:r>
+              <w:widowControl w:val="0"/>
+              <w:autoSpaceDE w:val="0"/>
+              <w:autoSpaceDN w:val="0"/>
+              <w:adjustRightInd w:val="0"/>
+              <w:spacing w:before="120"/>
+              <w:jc w:val="center"/>
+            </w:pPr>
           </w:p>
         </w:tc>
         <w:tc>
@@ -600,13 +625,15 @@
           </w:tcPr>
           <w:p>
             <w:pPr>
-              <w:widowControl w:val="0"/>
-              <w:autoSpaceDE w:val="0"/>
-              <w:autoSpaceDN w:val="0"/>
-              <w:adjustRightInd w:val="0"/>
-              <w:spacing w:before="120"/>
-              <w:jc w:val="center"/>
-            </w:pPr>
+              <w:ind w:firstLine="0"/>
+              <w:jc w:val="center"/>
+            </w:pPr>
+            <w:r>
+              <w:rPr>
+                <w:sz w:val="24"/>
+              </w:rPr>
+              <w:t>Могилатов С.И.</w:t>
+            </w:r>
           </w:p>
         </w:tc>
       </w:tr>
@@ -691,6 +718,7 @@
           </w:tcPr>
           <w:p>
             <w:pPr>
+              <w:ind w:firstLine="0"/>
               <w:jc w:val="center"/>
             </w:pPr>
             <w:r>
@@ -735,6 +763,7 @@
           </w:tcPr>
           <w:p>
             <w:pPr>
+              <w:ind w:firstLine="0"/>
               <w:jc w:val="center"/>
             </w:pPr>
             <w:r>
@@ -813,7 +842,7 @@
       <w:r>
         <w:fldChar w:fldCharType="separate"/>
       </w:r>
-      <w:hyperlink w:anchor="_Toc241411112" w:history="1">
+      <w:hyperlink w:anchor="_Toc241411659" w:history="1">
         <w:r>
           <w:rPr>
             <w:rStyle w:val="a7"/>
@@ -840,7 +869,7 @@
             <w:noProof/>
             <w:webHidden/>
           </w:rPr>
-          <w:instrText xml:space="preserve"> PAGEREF _Toc241411112 \h </w:instrText>
+          <w:instrText xml:space="preserve"> PAGEREF _Toc241411659 \h </w:instrText>
         </w:r>
         <w:r>
           <w:rPr>
@@ -881,7 +910,7 @@
           <w:noProof/>
         </w:rPr>
       </w:pPr>
-      <w:hyperlink w:anchor="_Toc241411113" w:history="1">
+      <w:hyperlink w:anchor="_Toc241411660" w:history="1">
         <w:r>
           <w:rPr>
             <w:rStyle w:val="a7"/>
@@ -908,7 +937,7 @@
             <w:noProof/>
             <w:webHidden/>
           </w:rPr>
-          <w:instrText xml:space="preserve"> PAGEREF _Toc241411113 \h </w:instrText>
+          <w:instrText xml:space="preserve"> PAGEREF _Toc241411660 \h </w:instrText>
         </w:r>
         <w:r>
           <w:rPr>
@@ -949,7 +978,7 @@
           <w:noProof/>
         </w:rPr>
       </w:pPr>
-      <w:hyperlink w:anchor="_Toc241411114" w:history="1">
+      <w:hyperlink w:anchor="_Toc241411661" w:history="1">
         <w:r>
           <w:rPr>
             <w:rStyle w:val="a7"/>
@@ -976,7 +1005,7 @@
             <w:noProof/>
             <w:webHidden/>
           </w:rPr>
-          <w:instrText xml:space="preserve"> PAGEREF _Toc241411114 \h </w:instrText>
+          <w:instrText xml:space="preserve"> PAGEREF _Toc241411661 \h </w:instrText>
         </w:r>
         <w:r>
           <w:rPr>
@@ -1017,7 +1046,7 @@
           <w:noProof/>
         </w:rPr>
       </w:pPr>
-      <w:hyperlink w:anchor="_Toc241411115" w:history="1">
+      <w:hyperlink w:anchor="_Toc241411662" w:history="1">
         <w:r>
           <w:rPr>
             <w:rStyle w:val="a7"/>
@@ -1044,7 +1073,7 @@
             <w:noProof/>
             <w:webHidden/>
           </w:rPr>
-          <w:instrText xml:space="preserve"> PAGEREF _Toc241411115 \h </w:instrText>
+          <w:instrText xml:space="preserve"> PAGEREF _Toc241411662 \h </w:instrText>
         </w:r>
         <w:r>
           <w:rPr>
@@ -1085,7 +1114,7 @@
           <w:noProof/>
         </w:rPr>
       </w:pPr>
-      <w:hyperlink w:anchor="_Toc241411116" w:history="1">
+      <w:hyperlink w:anchor="_Toc241411663" w:history="1">
         <w:r>
           <w:rPr>
             <w:rStyle w:val="a7"/>
@@ -1112,7 +1141,7 @@
             <w:noProof/>
             <w:webHidden/>
           </w:rPr>
-          <w:instrText xml:space="preserve"> PAGEREF _Toc241411116 \h </w:instrText>
+          <w:instrText xml:space="preserve"> PAGEREF _Toc241411663 \h </w:instrText>
         </w:r>
         <w:r>
           <w:rPr>
@@ -1153,7 +1182,7 @@
           <w:noProof/>
         </w:rPr>
       </w:pPr>
-      <w:hyperlink w:anchor="_Toc241411117" w:history="1">
+      <w:hyperlink w:anchor="_Toc241411664" w:history="1">
         <w:r>
           <w:rPr>
             <w:rStyle w:val="a7"/>
@@ -1180,7 +1209,7 @@
             <w:noProof/>
             <w:webHidden/>
           </w:rPr>
-          <w:instrText xml:space="preserve"> PAGEREF _Toc241411117 \h </w:instrText>
+          <w:instrText xml:space="preserve"> PAGEREF _Toc241411664 \h </w:instrText>
         </w:r>
         <w:r>
           <w:rPr>
@@ -1221,7 +1250,7 @@
           <w:noProof/>
         </w:rPr>
       </w:pPr>
-      <w:hyperlink w:anchor="_Toc241411118" w:history="1">
+      <w:hyperlink w:anchor="_Toc241411665" w:history="1">
         <w:r>
           <w:rPr>
             <w:rStyle w:val="a7"/>
@@ -1248,7 +1277,7 @@
             <w:noProof/>
             <w:webHidden/>
           </w:rPr>
-          <w:instrText xml:space="preserve"> PAGEREF _Toc241411118 \h </w:instrText>
+          <w:instrText xml:space="preserve"> PAGEREF _Toc241411665 \h </w:instrText>
         </w:r>
         <w:r>
           <w:rPr>
@@ -1289,7 +1318,7 @@
           <w:noProof/>
         </w:rPr>
       </w:pPr>
-      <w:hyperlink w:anchor="_Toc241411119" w:history="1">
+      <w:hyperlink w:anchor="_Toc241411666" w:history="1">
         <w:r>
           <w:rPr>
             <w:rStyle w:val="a7"/>
@@ -1316,7 +1345,7 @@
             <w:noProof/>
             <w:webHidden/>
           </w:rPr>
-          <w:instrText xml:space="preserve"> PAGEREF _Toc241411119 \h </w:instrText>
+          <w:instrText xml:space="preserve"> PAGEREF _Toc241411666 \h </w:instrText>
         </w:r>
         <w:r>
           <w:rPr>
@@ -1357,7 +1386,7 @@
           <w:noProof/>
         </w:rPr>
       </w:pPr>
-      <w:hyperlink w:anchor="_Toc241411120" w:history="1">
+      <w:hyperlink w:anchor="_Toc241411667" w:history="1">
         <w:r>
           <w:rPr>
             <w:rStyle w:val="a7"/>
@@ -1384,7 +1413,7 @@
             <w:noProof/>
             <w:webHidden/>
           </w:rPr>
-          <w:instrText xml:space="preserve"> PAGEREF _Toc241411120 \h </w:instrText>
+          <w:instrText xml:space="preserve"> PAGEREF _Toc241411667 \h </w:instrText>
         </w:r>
         <w:r>
           <w:rPr>
@@ -1425,7 +1454,7 @@
           <w:noProof/>
         </w:rPr>
       </w:pPr>
-      <w:hyperlink w:anchor="_Toc241411121" w:history="1">
+      <w:hyperlink w:anchor="_Toc241411668" w:history="1">
         <w:r>
           <w:rPr>
             <w:rStyle w:val="a7"/>
@@ -1452,7 +1481,7 @@
             <w:noProof/>
             <w:webHidden/>
           </w:rPr>
-          <w:instrText xml:space="preserve"> PAGEREF _Toc241411121 \h </w:instrText>
+          <w:instrText xml:space="preserve"> PAGEREF _Toc241411668 \h </w:instrText>
         </w:r>
         <w:r>
           <w:rPr>
@@ -1493,7 +1522,7 @@
           <w:noProof/>
         </w:rPr>
       </w:pPr>
-      <w:hyperlink w:anchor="_Toc241411122" w:history="1">
+      <w:hyperlink w:anchor="_Toc241411669" w:history="1">
         <w:r>
           <w:rPr>
             <w:rStyle w:val="a7"/>
@@ -1520,7 +1549,7 @@
             <w:noProof/>
             <w:webHidden/>
           </w:rPr>
-          <w:instrText xml:space="preserve"> PAGEREF _Toc241411122 \h </w:instrText>
+          <w:instrText xml:space="preserve"> PAGEREF _Toc241411669 \h </w:instrText>
         </w:r>
         <w:r>
           <w:rPr>
@@ -1561,7 +1590,7 @@
           <w:noProof/>
         </w:rPr>
       </w:pPr>
-      <w:hyperlink w:anchor="_Toc241411123" w:history="1">
+      <w:hyperlink w:anchor="_Toc241411670" w:history="1">
         <w:r>
           <w:rPr>
             <w:rStyle w:val="a7"/>
@@ -1588,7 +1617,7 @@
             <w:noProof/>
             <w:webHidden/>
           </w:rPr>
-          <w:instrText xml:space="preserve"> PAGEREF _Toc241411123 \h </w:instrText>
+          <w:instrText xml:space="preserve"> PAGEREF _Toc241411670 \h </w:instrText>
         </w:r>
         <w:r>
           <w:rPr>
@@ -1629,7 +1658,7 @@
           <w:noProof/>
         </w:rPr>
       </w:pPr>
-      <w:hyperlink w:anchor="_Toc241411124" w:history="1">
+      <w:hyperlink w:anchor="_Toc241411671" w:history="1">
         <w:r>
           <w:rPr>
             <w:rStyle w:val="a7"/>
@@ -1656,7 +1685,7 @@
             <w:noProof/>
             <w:webHidden/>
           </w:rPr>
-          <w:instrText xml:space="preserve"> PAGEREF _Toc241411124 \h </w:instrText>
+          <w:instrText xml:space="preserve"> PAGEREF _Toc241411671 \h </w:instrText>
         </w:r>
         <w:r>
           <w:rPr>
@@ -1697,7 +1726,7 @@
           <w:noProof/>
         </w:rPr>
       </w:pPr>
-      <w:hyperlink w:anchor="_Toc241411125" w:history="1">
+      <w:hyperlink w:anchor="_Toc241411672" w:history="1">
         <w:r>
           <w:rPr>
             <w:rStyle w:val="a7"/>
@@ -1724,7 +1753,7 @@
             <w:noProof/>
             <w:webHidden/>
           </w:rPr>
-          <w:instrText xml:space="preserve"> PAGEREF _Toc241411125 \h </w:instrText>
+          <w:instrText xml:space="preserve"> PAGEREF _Toc241411672 \h </w:instrText>
         </w:r>
         <w:r>
           <w:rPr>
@@ -1765,7 +1794,7 @@
           <w:noProof/>
         </w:rPr>
       </w:pPr>
-      <w:hyperlink w:anchor="_Toc241411126" w:history="1">
+      <w:hyperlink w:anchor="_Toc241411673" w:history="1">
         <w:r>
           <w:rPr>
             <w:rStyle w:val="a7"/>
@@ -1792,7 +1821,7 @@
             <w:noProof/>
             <w:webHidden/>
           </w:rPr>
-          <w:instrText xml:space="preserve"> PAGEREF _Toc241411126 \h </w:instrText>
+          <w:instrText xml:space="preserve"> PAGEREF _Toc241411673 \h </w:instrText>
         </w:r>
         <w:r>
           <w:rPr>
@@ -1833,7 +1862,7 @@
           <w:noProof/>
         </w:rPr>
       </w:pPr>
-      <w:hyperlink w:anchor="_Toc241411127" w:history="1">
+      <w:hyperlink w:anchor="_Toc241411674" w:history="1">
         <w:r>
           <w:rPr>
             <w:rStyle w:val="a7"/>
@@ -1860,7 +1889,7 @@
             <w:noProof/>
             <w:webHidden/>
           </w:rPr>
-          <w:instrText xml:space="preserve"> PAGEREF _Toc241411127 \h </w:instrText>
+          <w:instrText xml:space="preserve"> PAGEREF _Toc241411674 \h </w:instrText>
         </w:r>
         <w:r>
           <w:rPr>
@@ -1904,7 +1933,7 @@
         <w:pStyle w:val="1"/>
         <w:pageBreakBefore/>
       </w:pPr>
-      <w:bookmarkStart w:id="0" w:name="_Toc241411112"/>
+      <w:bookmarkStart w:id="0" w:name="_Toc241411659"/>
       <w:r>
         <w:lastRenderedPageBreak/>
         <w:t>ВВЕДЕНИЕ</w:t>
@@ -1931,7 +1960,7 @@
         <w:pStyle w:val="1"/>
         <w:pageBreakBefore/>
       </w:pPr>
-      <w:bookmarkStart w:id="1" w:name="_Toc241411113"/>
+      <w:bookmarkStart w:id="1" w:name="_Toc241411660"/>
       <w:r>
         <w:lastRenderedPageBreak/>
         <w:t>1 ЗАДАНИЕ И ПОСТАНОВКА ЗАДАЧИ</w:t>
@@ -1943,7 +1972,7 @@
         <w:pStyle w:val="2"/>
         <w:jc w:val="left"/>
       </w:pPr>
-      <w:bookmarkStart w:id="2" w:name="_Toc241411114"/>
+      <w:bookmarkStart w:id="2" w:name="_Toc241411661"/>
       <w:r>
         <w:t>1.1 Задание</w:t>
       </w:r>
@@ -2007,6 +2036,7 @@
           <w:p>
             <w:pPr>
               <w:spacing w:line="240" w:lineRule="auto"/>
+              <w:ind w:firstLine="0"/>
               <w:jc w:val="center"/>
             </w:pPr>
             <w:r>
@@ -2026,6 +2056,7 @@
           <w:p>
             <w:pPr>
               <w:spacing w:line="240" w:lineRule="auto"/>
+              <w:ind w:firstLine="0"/>
               <w:jc w:val="center"/>
             </w:pPr>
             <w:r>
@@ -2047,6 +2078,7 @@
           <w:p>
             <w:pPr>
               <w:spacing w:line="240" w:lineRule="auto"/>
+              <w:ind w:firstLine="0"/>
               <w:jc w:val="center"/>
             </w:pPr>
             <w:r>
@@ -2065,6 +2097,7 @@
           <w:p>
             <w:pPr>
               <w:spacing w:line="240" w:lineRule="auto"/>
+              <w:ind w:firstLine="0"/>
               <w:jc w:val="center"/>
             </w:pPr>
             <w:r>
@@ -2085,6 +2118,7 @@
           <w:p>
             <w:pPr>
               <w:spacing w:line="240" w:lineRule="auto"/>
+              <w:ind w:firstLine="0"/>
               <w:jc w:val="center"/>
             </w:pPr>
             <w:r>
@@ -2103,6 +2137,7 @@
           <w:p>
             <w:pPr>
               <w:spacing w:line="240" w:lineRule="auto"/>
+              <w:ind w:firstLine="0"/>
               <w:jc w:val="center"/>
             </w:pPr>
             <w:r>
@@ -2123,6 +2158,7 @@
           <w:p>
             <w:pPr>
               <w:spacing w:line="240" w:lineRule="auto"/>
+              <w:ind w:firstLine="0"/>
               <w:jc w:val="center"/>
             </w:pPr>
             <w:r>
@@ -2141,6 +2177,7 @@
           <w:p>
             <w:pPr>
               <w:spacing w:line="240" w:lineRule="auto"/>
+              <w:ind w:firstLine="0"/>
               <w:jc w:val="center"/>
             </w:pPr>
             <w:r>
@@ -2161,6 +2198,7 @@
           <w:p>
             <w:pPr>
               <w:spacing w:line="240" w:lineRule="auto"/>
+              <w:ind w:firstLine="0"/>
               <w:jc w:val="center"/>
             </w:pPr>
             <w:r>
@@ -2179,6 +2217,7 @@
           <w:p>
             <w:pPr>
               <w:spacing w:line="240" w:lineRule="auto"/>
+              <w:ind w:firstLine="0"/>
               <w:jc w:val="center"/>
             </w:pPr>
             <w:r>
@@ -2199,6 +2238,7 @@
           <w:p>
             <w:pPr>
               <w:spacing w:line="240" w:lineRule="auto"/>
+              <w:ind w:firstLine="0"/>
               <w:jc w:val="center"/>
             </w:pPr>
             <w:r>
@@ -2217,6 +2257,7 @@
           <w:p>
             <w:pPr>
               <w:spacing w:line="240" w:lineRule="auto"/>
+              <w:ind w:firstLine="0"/>
               <w:jc w:val="center"/>
             </w:pPr>
             <w:r>
@@ -2237,6 +2278,7 @@
           <w:p>
             <w:pPr>
               <w:spacing w:line="240" w:lineRule="auto"/>
+              <w:ind w:firstLine="0"/>
               <w:jc w:val="center"/>
             </w:pPr>
             <w:r>
@@ -2255,6 +2297,7 @@
           <w:p>
             <w:pPr>
               <w:spacing w:line="240" w:lineRule="auto"/>
+              <w:ind w:firstLine="0"/>
               <w:jc w:val="center"/>
             </w:pPr>
             <w:r>
@@ -2275,6 +2318,7 @@
           <w:p>
             <w:pPr>
               <w:spacing w:line="240" w:lineRule="auto"/>
+              <w:ind w:firstLine="0"/>
               <w:jc w:val="center"/>
             </w:pPr>
             <w:r>
@@ -2293,6 +2337,7 @@
           <w:p>
             <w:pPr>
               <w:spacing w:line="240" w:lineRule="auto"/>
+              <w:ind w:firstLine="0"/>
               <w:jc w:val="center"/>
             </w:pPr>
             <w:r>
@@ -2313,6 +2358,7 @@
           <w:p>
             <w:pPr>
               <w:spacing w:line="240" w:lineRule="auto"/>
+              <w:ind w:firstLine="0"/>
               <w:jc w:val="center"/>
             </w:pPr>
             <w:r>
@@ -2331,6 +2377,7 @@
           <w:p>
             <w:pPr>
               <w:spacing w:line="240" w:lineRule="auto"/>
+              <w:ind w:firstLine="0"/>
               <w:jc w:val="center"/>
             </w:pPr>
             <w:r>
@@ -2351,6 +2398,7 @@
           <w:p>
             <w:pPr>
               <w:spacing w:line="240" w:lineRule="auto"/>
+              <w:ind w:firstLine="0"/>
               <w:jc w:val="center"/>
             </w:pPr>
             <w:r>
@@ -2369,6 +2417,7 @@
           <w:p>
             <w:pPr>
               <w:spacing w:line="240" w:lineRule="auto"/>
+              <w:ind w:firstLine="0"/>
               <w:jc w:val="center"/>
             </w:pPr>
             <w:r>
@@ -2387,7 +2436,7 @@
         <w:pStyle w:val="1"/>
         <w:pageBreakBefore/>
       </w:pPr>
-      <w:bookmarkStart w:id="3" w:name="_Toc241411115"/>
+      <w:bookmarkStart w:id="3" w:name="_Toc241411662"/>
       <w:r>
         <w:lastRenderedPageBreak/>
         <w:t>2 ТЕОРЕТИЧЕСКИЕ СВЕДЕНИЯ</w:t>
@@ -2399,7 +2448,7 @@
         <w:pStyle w:val="2"/>
         <w:jc w:val="left"/>
       </w:pPr>
-      <w:bookmarkStart w:id="4" w:name="_Toc241411116"/>
+      <w:bookmarkStart w:id="4" w:name="_Toc241411663"/>
       <w:r>
         <w:t>2.1 Общая схема генетического алгоритма</w:t>
       </w:r>
@@ -2420,7 +2469,7 @@
         <w:pStyle w:val="2"/>
         <w:jc w:val="left"/>
       </w:pPr>
-      <w:bookmarkStart w:id="5" w:name="_Toc241411117"/>
+      <w:bookmarkStart w:id="5" w:name="_Toc241411664"/>
       <w:r>
         <w:t>2.2 Операторы и остановка</w:t>
       </w:r>
@@ -2441,7 +2490,7 @@
         <w:pStyle w:val="1"/>
         <w:pageBreakBefore/>
       </w:pPr>
-      <w:bookmarkStart w:id="6" w:name="_Toc241411118"/>
+      <w:bookmarkStart w:id="6" w:name="_Toc241411665"/>
       <w:r>
         <w:lastRenderedPageBreak/>
         <w:t>3 РЕАЛИЗАЦИЯ И ХОД ВЫПОЛНЕНИЯ</w:t>
@@ -2453,7 +2502,7 @@
         <w:pStyle w:val="2"/>
         <w:jc w:val="left"/>
       </w:pPr>
-      <w:bookmarkStart w:id="7" w:name="_Toc241411119"/>
+      <w:bookmarkStart w:id="7" w:name="_Toc241411666"/>
       <w:r>
         <w:t>3.1 Структура программы</w:t>
       </w:r>
@@ -2474,7 +2523,7 @@
         <w:pStyle w:val="2"/>
         <w:jc w:val="left"/>
       </w:pPr>
-      <w:bookmarkStart w:id="8" w:name="_Toc241411120"/>
+      <w:bookmarkStart w:id="8" w:name="_Toc241411667"/>
       <w:r>
         <w:t>3.2 Результаты базовых запусков</w:t>
       </w:r>
@@ -2527,6 +2576,7 @@
           <w:p>
             <w:pPr>
               <w:spacing w:line="240" w:lineRule="auto"/>
+              <w:ind w:firstLine="0"/>
               <w:jc w:val="center"/>
             </w:pPr>
             <w:r>
@@ -2546,6 +2596,7 @@
           <w:p>
             <w:pPr>
               <w:spacing w:line="240" w:lineRule="auto"/>
+              <w:ind w:firstLine="0"/>
               <w:jc w:val="center"/>
             </w:pPr>
             <w:r>
@@ -2565,6 +2616,7 @@
           <w:p>
             <w:pPr>
               <w:spacing w:line="240" w:lineRule="auto"/>
+              <w:ind w:firstLine="0"/>
               <w:jc w:val="center"/>
             </w:pPr>
             <w:r>
@@ -2584,6 +2636,7 @@
           <w:p>
             <w:pPr>
               <w:spacing w:line="240" w:lineRule="auto"/>
+              <w:ind w:firstLine="0"/>
               <w:jc w:val="center"/>
             </w:pPr>
             <w:r>
@@ -2603,6 +2656,7 @@
           <w:p>
             <w:pPr>
               <w:spacing w:line="240" w:lineRule="auto"/>
+              <w:ind w:firstLine="0"/>
               <w:jc w:val="center"/>
             </w:pPr>
             <w:r>
@@ -2622,6 +2676,7 @@
           <w:p>
             <w:pPr>
               <w:spacing w:line="240" w:lineRule="auto"/>
+              <w:ind w:firstLine="0"/>
               <w:jc w:val="center"/>
             </w:pPr>
             <w:r>
@@ -2643,6 +2698,7 @@
           <w:p>
             <w:pPr>
               <w:spacing w:line="240" w:lineRule="auto"/>
+              <w:ind w:firstLine="0"/>
               <w:jc w:val="center"/>
             </w:pPr>
             <w:r>
@@ -2661,6 +2717,7 @@
           <w:p>
             <w:pPr>
               <w:spacing w:line="240" w:lineRule="auto"/>
+              <w:ind w:firstLine="0"/>
               <w:jc w:val="center"/>
             </w:pPr>
             <w:r>
@@ -2679,6 +2736,7 @@
           <w:p>
             <w:pPr>
               <w:spacing w:line="240" w:lineRule="auto"/>
+              <w:ind w:firstLine="0"/>
               <w:jc w:val="center"/>
             </w:pPr>
             <w:r>
@@ -2697,6 +2755,7 @@
           <w:p>
             <w:pPr>
               <w:spacing w:line="240" w:lineRule="auto"/>
+              <w:ind w:firstLine="0"/>
               <w:jc w:val="center"/>
             </w:pPr>
             <w:r>
@@ -2715,6 +2774,7 @@
           <w:p>
             <w:pPr>
               <w:spacing w:line="240" w:lineRule="auto"/>
+              <w:ind w:firstLine="0"/>
               <w:jc w:val="center"/>
             </w:pPr>
             <w:r>
@@ -2733,6 +2793,7 @@
           <w:p>
             <w:pPr>
               <w:spacing w:line="240" w:lineRule="auto"/>
+              <w:ind w:firstLine="0"/>
               <w:jc w:val="center"/>
             </w:pPr>
             <w:r>
@@ -2753,6 +2814,7 @@
           <w:p>
             <w:pPr>
               <w:spacing w:line="240" w:lineRule="auto"/>
+              <w:ind w:firstLine="0"/>
               <w:jc w:val="center"/>
             </w:pPr>
             <w:r>
@@ -2771,6 +2833,7 @@
           <w:p>
             <w:pPr>
               <w:spacing w:line="240" w:lineRule="auto"/>
+              <w:ind w:firstLine="0"/>
               <w:jc w:val="center"/>
             </w:pPr>
             <w:r>
@@ -2789,6 +2852,7 @@
           <w:p>
             <w:pPr>
               <w:spacing w:line="240" w:lineRule="auto"/>
+              <w:ind w:firstLine="0"/>
               <w:jc w:val="center"/>
             </w:pPr>
             <w:r>
@@ -2807,6 +2871,7 @@
           <w:p>
             <w:pPr>
               <w:spacing w:line="240" w:lineRule="auto"/>
+              <w:ind w:firstLine="0"/>
               <w:jc w:val="center"/>
             </w:pPr>
             <w:r>
@@ -2825,6 +2890,7 @@
           <w:p>
             <w:pPr>
               <w:spacing w:line="240" w:lineRule="auto"/>
+              <w:ind w:firstLine="0"/>
               <w:jc w:val="center"/>
             </w:pPr>
             <w:r>
@@ -2843,6 +2909,7 @@
           <w:p>
             <w:pPr>
               <w:spacing w:line="240" w:lineRule="auto"/>
+              <w:ind w:firstLine="0"/>
               <w:jc w:val="center"/>
             </w:pPr>
             <w:r>
@@ -2863,6 +2930,7 @@
           <w:p>
             <w:pPr>
               <w:spacing w:line="240" w:lineRule="auto"/>
+              <w:ind w:firstLine="0"/>
               <w:jc w:val="center"/>
             </w:pPr>
             <w:r>
@@ -2881,6 +2949,7 @@
           <w:p>
             <w:pPr>
               <w:spacing w:line="240" w:lineRule="auto"/>
+              <w:ind w:firstLine="0"/>
               <w:jc w:val="center"/>
             </w:pPr>
             <w:r>
@@ -2899,6 +2968,7 @@
           <w:p>
             <w:pPr>
               <w:spacing w:line="240" w:lineRule="auto"/>
+              <w:ind w:firstLine="0"/>
               <w:jc w:val="center"/>
             </w:pPr>
             <w:r>
@@ -2917,6 +2987,7 @@
           <w:p>
             <w:pPr>
               <w:spacing w:line="240" w:lineRule="auto"/>
+              <w:ind w:firstLine="0"/>
               <w:jc w:val="center"/>
             </w:pPr>
             <w:r>
@@ -2935,6 +3006,7 @@
           <w:p>
             <w:pPr>
               <w:spacing w:line="240" w:lineRule="auto"/>
+              <w:ind w:firstLine="0"/>
               <w:jc w:val="center"/>
             </w:pPr>
             <w:r>
@@ -2953,6 +3025,7 @@
           <w:p>
             <w:pPr>
               <w:spacing w:line="240" w:lineRule="auto"/>
+              <w:ind w:firstLine="0"/>
               <w:jc w:val="center"/>
             </w:pPr>
             <w:r>
@@ -2973,6 +3046,7 @@
           <w:p>
             <w:pPr>
               <w:spacing w:line="240" w:lineRule="auto"/>
+              <w:ind w:firstLine="0"/>
               <w:jc w:val="center"/>
             </w:pPr>
             <w:r>
@@ -2991,6 +3065,7 @@
           <w:p>
             <w:pPr>
               <w:spacing w:line="240" w:lineRule="auto"/>
+              <w:ind w:firstLine="0"/>
               <w:jc w:val="center"/>
             </w:pPr>
             <w:r>
@@ -3009,6 +3084,7 @@
           <w:p>
             <w:pPr>
               <w:spacing w:line="240" w:lineRule="auto"/>
+              <w:ind w:firstLine="0"/>
               <w:jc w:val="center"/>
             </w:pPr>
             <w:r>
@@ -3027,6 +3103,7 @@
           <w:p>
             <w:pPr>
               <w:spacing w:line="240" w:lineRule="auto"/>
+              <w:ind w:firstLine="0"/>
               <w:jc w:val="center"/>
             </w:pPr>
             <w:r>
@@ -3045,6 +3122,7 @@
           <w:p>
             <w:pPr>
               <w:spacing w:line="240" w:lineRule="auto"/>
+              <w:ind w:firstLine="0"/>
               <w:jc w:val="center"/>
             </w:pPr>
             <w:r>
@@ -3063,6 +3141,7 @@
           <w:p>
             <w:pPr>
               <w:spacing w:line="240" w:lineRule="auto"/>
+              <w:ind w:firstLine="0"/>
               <w:jc w:val="center"/>
             </w:pPr>
             <w:r>
@@ -3092,7 +3171,7 @@
         </w:rPr>
         <w:lastRenderedPageBreak/>
         <w:drawing>
-          <wp:inline distT="0" distB="0" distL="0" distR="0" wp14:anchorId="049938CC" wp14:editId="05248C5B">
+          <wp:inline distT="0" distB="0" distL="0" distR="0" wp14:anchorId="480D9A9F" wp14:editId="4CF19A0E">
             <wp:extent cx="5580000" cy="4185000"/>
             <wp:effectExtent l="0" t="0" r="0" b="0"/>
             <wp:docPr id="1" name="Picture 1"/>
@@ -3150,7 +3229,7 @@
           <w:noProof/>
         </w:rPr>
         <w:drawing>
-          <wp:inline distT="0" distB="0" distL="0" distR="0" wp14:anchorId="662932E8" wp14:editId="5592E2CB">
+          <wp:inline distT="0" distB="0" distL="0" distR="0" wp14:anchorId="6BAFF22F" wp14:editId="57EAF2E1">
             <wp:extent cx="5580000" cy="3348000"/>
             <wp:effectExtent l="0" t="0" r="0" b="0"/>
             <wp:docPr id="2" name="Picture 2"/>
@@ -3203,7 +3282,7 @@
         <w:pStyle w:val="1"/>
         <w:pageBreakBefore/>
       </w:pPr>
-      <w:bookmarkStart w:id="9" w:name="_Toc241411121"/>
+      <w:bookmarkStart w:id="9" w:name="_Toc241411668"/>
       <w:r>
         <w:lastRenderedPageBreak/>
         <w:t>4 ИССЛЕДОВАНИЕ ПАРАМЕТРОВ</w:t>
@@ -3215,7 +3294,7 @@
         <w:pStyle w:val="2"/>
         <w:jc w:val="left"/>
       </w:pPr>
-      <w:bookmarkStart w:id="10" w:name="_Toc241411122"/>
+      <w:bookmarkStart w:id="10" w:name="_Toc241411669"/>
       <w:r>
         <w:t>4.1 Влияние размера популяции</w:t>
       </w:r>
@@ -3231,7 +3310,7 @@
         <w:pStyle w:val="2"/>
         <w:jc w:val="left"/>
       </w:pPr>
-      <w:bookmarkStart w:id="11" w:name="_Toc241411123"/>
+      <w:bookmarkStart w:id="11" w:name="_Toc241411670"/>
       <w:r>
         <w:t>4.2 Влияние вероятности кроссовера</w:t>
       </w:r>
@@ -3247,7 +3326,7 @@
         <w:pStyle w:val="2"/>
         <w:jc w:val="left"/>
       </w:pPr>
-      <w:bookmarkStart w:id="12" w:name="_Toc241411124"/>
+      <w:bookmarkStart w:id="12" w:name="_Toc241411671"/>
       <w:r>
         <w:t>4.3 Влияние вероятности мутации</w:t>
       </w:r>
@@ -3299,6 +3378,7 @@
           <w:p>
             <w:pPr>
               <w:spacing w:line="240" w:lineRule="auto"/>
+              <w:ind w:firstLine="0"/>
               <w:jc w:val="center"/>
             </w:pPr>
             <w:r>
@@ -3318,6 +3398,7 @@
           <w:p>
             <w:pPr>
               <w:spacing w:line="240" w:lineRule="auto"/>
+              <w:ind w:firstLine="0"/>
               <w:jc w:val="center"/>
             </w:pPr>
             <w:r>
@@ -3337,6 +3418,7 @@
           <w:p>
             <w:pPr>
               <w:spacing w:line="240" w:lineRule="auto"/>
+              <w:ind w:firstLine="0"/>
               <w:jc w:val="center"/>
             </w:pPr>
             <w:r>
@@ -3356,6 +3438,7 @@
           <w:p>
             <w:pPr>
               <w:spacing w:line="240" w:lineRule="auto"/>
+              <w:ind w:firstLine="0"/>
               <w:jc w:val="center"/>
             </w:pPr>
             <w:r>
@@ -3375,6 +3458,7 @@
           <w:p>
             <w:pPr>
               <w:spacing w:line="240" w:lineRule="auto"/>
+              <w:ind w:firstLine="0"/>
               <w:jc w:val="center"/>
             </w:pPr>
             <w:r>
@@ -3396,6 +3480,7 @@
           <w:p>
             <w:pPr>
               <w:spacing w:line="240" w:lineRule="auto"/>
+              <w:ind w:firstLine="0"/>
               <w:jc w:val="center"/>
             </w:pPr>
             <w:r>
@@ -3414,6 +3499,7 @@
           <w:p>
             <w:pPr>
               <w:spacing w:line="240" w:lineRule="auto"/>
+              <w:ind w:firstLine="0"/>
               <w:jc w:val="center"/>
             </w:pPr>
             <w:r>
@@ -3432,6 +3518,7 @@
           <w:p>
             <w:pPr>
               <w:spacing w:line="240" w:lineRule="auto"/>
+              <w:ind w:firstLine="0"/>
               <w:jc w:val="center"/>
             </w:pPr>
             <w:r>
@@ -3450,6 +3537,7 @@
           <w:p>
             <w:pPr>
               <w:spacing w:line="240" w:lineRule="auto"/>
+              <w:ind w:firstLine="0"/>
               <w:jc w:val="center"/>
             </w:pPr>
             <w:r>
@@ -3468,6 +3556,7 @@
           <w:p>
             <w:pPr>
               <w:spacing w:line="240" w:lineRule="auto"/>
+              <w:ind w:firstLine="0"/>
               <w:jc w:val="center"/>
             </w:pPr>
             <w:r>
@@ -3488,6 +3577,7 @@
           <w:p>
             <w:pPr>
               <w:spacing w:line="240" w:lineRule="auto"/>
+              <w:ind w:firstLine="0"/>
               <w:jc w:val="center"/>
             </w:pPr>
             <w:r>
@@ -3506,6 +3596,7 @@
           <w:p>
             <w:pPr>
               <w:spacing w:line="240" w:lineRule="auto"/>
+              <w:ind w:firstLine="0"/>
               <w:jc w:val="center"/>
             </w:pPr>
             <w:r>
@@ -3524,6 +3615,7 @@
           <w:p>
             <w:pPr>
               <w:spacing w:line="240" w:lineRule="auto"/>
+              <w:ind w:firstLine="0"/>
               <w:jc w:val="center"/>
             </w:pPr>
             <w:r>
@@ -3542,6 +3634,7 @@
           <w:p>
             <w:pPr>
               <w:spacing w:line="240" w:lineRule="auto"/>
+              <w:ind w:firstLine="0"/>
               <w:jc w:val="center"/>
             </w:pPr>
             <w:r>
@@ -3560,6 +3653,7 @@
           <w:p>
             <w:pPr>
               <w:spacing w:line="240" w:lineRule="auto"/>
+              <w:ind w:firstLine="0"/>
               <w:jc w:val="center"/>
             </w:pPr>
             <w:r>
@@ -3580,6 +3674,7 @@
           <w:p>
             <w:pPr>
               <w:spacing w:line="240" w:lineRule="auto"/>
+              <w:ind w:firstLine="0"/>
               <w:jc w:val="center"/>
             </w:pPr>
             <w:r>
@@ -3598,6 +3693,7 @@
           <w:p>
             <w:pPr>
               <w:spacing w:line="240" w:lineRule="auto"/>
+              <w:ind w:firstLine="0"/>
               <w:jc w:val="center"/>
             </w:pPr>
             <w:r>
@@ -3616,6 +3712,7 @@
           <w:p>
             <w:pPr>
               <w:spacing w:line="240" w:lineRule="auto"/>
+              <w:ind w:firstLine="0"/>
               <w:jc w:val="center"/>
             </w:pPr>
             <w:r>
@@ -3634,6 +3731,7 @@
           <w:p>
             <w:pPr>
               <w:spacing w:line="240" w:lineRule="auto"/>
+              <w:ind w:firstLine="0"/>
               <w:jc w:val="center"/>
             </w:pPr>
             <w:r>
@@ -3652,6 +3750,7 @@
           <w:p>
             <w:pPr>
               <w:spacing w:line="240" w:lineRule="auto"/>
+              <w:ind w:firstLine="0"/>
               <w:jc w:val="center"/>
             </w:pPr>
             <w:r>
@@ -3672,6 +3771,7 @@
           <w:p>
             <w:pPr>
               <w:spacing w:line="240" w:lineRule="auto"/>
+              <w:ind w:firstLine="0"/>
               <w:jc w:val="center"/>
             </w:pPr>
             <w:r>
@@ -3690,6 +3790,7 @@
           <w:p>
             <w:pPr>
               <w:spacing w:line="240" w:lineRule="auto"/>
+              <w:ind w:firstLine="0"/>
               <w:jc w:val="center"/>
             </w:pPr>
             <w:r>
@@ -3708,6 +3809,7 @@
           <w:p>
             <w:pPr>
               <w:spacing w:line="240" w:lineRule="auto"/>
+              <w:ind w:firstLine="0"/>
               <w:jc w:val="center"/>
             </w:pPr>
             <w:r>
@@ -3726,6 +3828,7 @@
           <w:p>
             <w:pPr>
               <w:spacing w:line="240" w:lineRule="auto"/>
+              <w:ind w:firstLine="0"/>
               <w:jc w:val="center"/>
             </w:pPr>
             <w:r>
@@ -3744,6 +3847,7 @@
           <w:p>
             <w:pPr>
               <w:spacing w:line="240" w:lineRule="auto"/>
+              <w:ind w:firstLine="0"/>
               <w:jc w:val="center"/>
             </w:pPr>
             <w:r>
@@ -3764,6 +3868,7 @@
           <w:p>
             <w:pPr>
               <w:spacing w:line="240" w:lineRule="auto"/>
+              <w:ind w:firstLine="0"/>
               <w:jc w:val="center"/>
             </w:pPr>
             <w:r>
@@ -3782,6 +3887,7 @@
           <w:p>
             <w:pPr>
               <w:spacing w:line="240" w:lineRule="auto"/>
+              <w:ind w:firstLine="0"/>
               <w:jc w:val="center"/>
             </w:pPr>
             <w:r>
@@ -3800,6 +3906,7 @@
           <w:p>
             <w:pPr>
               <w:spacing w:line="240" w:lineRule="auto"/>
+              <w:ind w:firstLine="0"/>
               <w:jc w:val="center"/>
             </w:pPr>
             <w:r>
@@ -3818,6 +3925,7 @@
           <w:p>
             <w:pPr>
               <w:spacing w:line="240" w:lineRule="auto"/>
+              <w:ind w:firstLine="0"/>
               <w:jc w:val="center"/>
             </w:pPr>
             <w:r>
@@ -3836,6 +3944,7 @@
           <w:p>
             <w:pPr>
               <w:spacing w:line="240" w:lineRule="auto"/>
+              <w:ind w:firstLine="0"/>
               <w:jc w:val="center"/>
             </w:pPr>
             <w:r>
@@ -3856,6 +3965,7 @@
           <w:p>
             <w:pPr>
               <w:spacing w:line="240" w:lineRule="auto"/>
+              <w:ind w:firstLine="0"/>
               <w:jc w:val="center"/>
             </w:pPr>
             <w:r>
@@ -3874,6 +3984,7 @@
           <w:p>
             <w:pPr>
               <w:spacing w:line="240" w:lineRule="auto"/>
+              <w:ind w:firstLine="0"/>
               <w:jc w:val="center"/>
             </w:pPr>
             <w:r>
@@ -3892,6 +4003,7 @@
           <w:p>
             <w:pPr>
               <w:spacing w:line="240" w:lineRule="auto"/>
+              <w:ind w:firstLine="0"/>
               <w:jc w:val="center"/>
             </w:pPr>
             <w:r>
@@ -3910,6 +4022,7 @@
           <w:p>
             <w:pPr>
               <w:spacing w:line="240" w:lineRule="auto"/>
+              <w:ind w:firstLine="0"/>
               <w:jc w:val="center"/>
             </w:pPr>
             <w:r>
@@ -3928,6 +4041,7 @@
           <w:p>
             <w:pPr>
               <w:spacing w:line="240" w:lineRule="auto"/>
+              <w:ind w:firstLine="0"/>
               <w:jc w:val="center"/>
             </w:pPr>
             <w:r>
@@ -3948,6 +4062,7 @@
           <w:p>
             <w:pPr>
               <w:spacing w:line="240" w:lineRule="auto"/>
+              <w:ind w:firstLine="0"/>
               <w:jc w:val="center"/>
             </w:pPr>
             <w:r>
@@ -3966,6 +4081,7 @@
           <w:p>
             <w:pPr>
               <w:spacing w:line="240" w:lineRule="auto"/>
+              <w:ind w:firstLine="0"/>
               <w:jc w:val="center"/>
             </w:pPr>
             <w:r>
@@ -3984,6 +4100,7 @@
           <w:p>
             <w:pPr>
               <w:spacing w:line="240" w:lineRule="auto"/>
+              <w:ind w:firstLine="0"/>
               <w:jc w:val="center"/>
             </w:pPr>
             <w:r>
@@ -4002,6 +4119,7 @@
           <w:p>
             <w:pPr>
               <w:spacing w:line="240" w:lineRule="auto"/>
+              <w:ind w:firstLine="0"/>
               <w:jc w:val="center"/>
             </w:pPr>
             <w:r>
@@ -4020,6 +4138,7 @@
           <w:p>
             <w:pPr>
               <w:spacing w:line="240" w:lineRule="auto"/>
+              <w:ind w:firstLine="0"/>
               <w:jc w:val="center"/>
             </w:pPr>
             <w:r>
@@ -4040,6 +4159,7 @@
           <w:p>
             <w:pPr>
               <w:spacing w:line="240" w:lineRule="auto"/>
+              <w:ind w:firstLine="0"/>
               <w:jc w:val="center"/>
             </w:pPr>
             <w:r>
@@ -4058,6 +4178,7 @@
           <w:p>
             <w:pPr>
               <w:spacing w:line="240" w:lineRule="auto"/>
+              <w:ind w:firstLine="0"/>
               <w:jc w:val="center"/>
             </w:pPr>
             <w:r>
@@ -4076,6 +4197,7 @@
           <w:p>
             <w:pPr>
               <w:spacing w:line="240" w:lineRule="auto"/>
+              <w:ind w:firstLine="0"/>
               <w:jc w:val="center"/>
             </w:pPr>
             <w:r>
@@ -4094,6 +4216,7 @@
           <w:p>
             <w:pPr>
               <w:spacing w:line="240" w:lineRule="auto"/>
+              <w:ind w:firstLine="0"/>
               <w:jc w:val="center"/>
             </w:pPr>
             <w:r>
@@ -4112,6 +4235,7 @@
           <w:p>
             <w:pPr>
               <w:spacing w:line="240" w:lineRule="auto"/>
+              <w:ind w:firstLine="0"/>
               <w:jc w:val="center"/>
             </w:pPr>
             <w:r>
@@ -4132,6 +4256,7 @@
           <w:p>
             <w:pPr>
               <w:spacing w:line="240" w:lineRule="auto"/>
+              <w:ind w:firstLine="0"/>
               <w:jc w:val="center"/>
             </w:pPr>
             <w:r>
@@ -4150,6 +4275,7 @@
           <w:p>
             <w:pPr>
               <w:spacing w:line="240" w:lineRule="auto"/>
+              <w:ind w:firstLine="0"/>
               <w:jc w:val="center"/>
             </w:pPr>
             <w:r>
@@ -4168,6 +4294,7 @@
           <w:p>
             <w:pPr>
               <w:spacing w:line="240" w:lineRule="auto"/>
+              <w:ind w:firstLine="0"/>
               <w:jc w:val="center"/>
             </w:pPr>
             <w:r>
@@ -4186,6 +4313,7 @@
           <w:p>
             <w:pPr>
               <w:spacing w:line="240" w:lineRule="auto"/>
+              <w:ind w:firstLine="0"/>
               <w:jc w:val="center"/>
             </w:pPr>
             <w:r>
@@ -4204,6 +4332,7 @@
           <w:p>
             <w:pPr>
               <w:spacing w:line="240" w:lineRule="auto"/>
+              <w:ind w:firstLine="0"/>
               <w:jc w:val="center"/>
             </w:pPr>
             <w:r>
@@ -4227,7 +4356,7 @@
           <w:noProof/>
         </w:rPr>
         <w:drawing>
-          <wp:inline distT="0" distB="0" distL="0" distR="0" wp14:anchorId="7F1370E4" wp14:editId="27DED14B">
+          <wp:inline distT="0" distB="0" distL="0" distR="0" wp14:anchorId="6B747AAD" wp14:editId="6E932FFD">
             <wp:extent cx="5580000" cy="4384286"/>
             <wp:effectExtent l="0" t="0" r="0" b="0"/>
             <wp:docPr id="3" name="Picture 3"/>
@@ -4280,7 +4409,7 @@
         <w:pStyle w:val="1"/>
         <w:pageBreakBefore/>
       </w:pPr>
-      <w:bookmarkStart w:id="13" w:name="_Toc241411125"/>
+      <w:bookmarkStart w:id="13" w:name="_Toc241411672"/>
       <w:r>
         <w:t>5 ВЫВОДЫ</w:t>
       </w:r>
@@ -4311,7 +4440,7 @@
         <w:pStyle w:val="1"/>
         <w:pageBreakBefore/>
       </w:pPr>
-      <w:bookmarkStart w:id="14" w:name="_Toc241411126"/>
+      <w:bookmarkStart w:id="14" w:name="_Toc241411673"/>
       <w:r>
         <w:t>СПИСОК ИСПОЛЬЗОВАННЫХ ИСТОЧНИКОВ</w:t>
       </w:r>
@@ -4342,7 +4471,7 @@
         <w:pStyle w:val="1"/>
         <w:pageBreakBefore/>
       </w:pPr>
-      <w:bookmarkStart w:id="15" w:name="_Toc241411127"/>
+      <w:bookmarkStart w:id="15" w:name="_Toc241411674"/>
       <w:r>
         <w:t>Приложение А. Листинг программы</w:t>
       </w:r>
@@ -7933,7 +8062,7 @@
     <w:autoRedefine/>
     <w:uiPriority w:val="39"/>
     <w:locked/>
-    <w:rsid w:val="00557E72"/>
+    <w:rsid w:val="00D12FF8"/>
     <w:pPr>
       <w:spacing w:after="100"/>
     </w:pPr>
@@ -7945,7 +8074,7 @@
     <w:autoRedefine/>
     <w:uiPriority w:val="39"/>
     <w:locked/>
-    <w:rsid w:val="00557E72"/>
+    <w:rsid w:val="00D12FF8"/>
     <w:pPr>
       <w:spacing w:after="100"/>
       <w:ind w:left="280"/>
@@ -7956,7 +8085,7 @@
     <w:basedOn w:val="a0"/>
     <w:uiPriority w:val="99"/>
     <w:unhideWhenUsed/>
-    <w:rsid w:val="00557E72"/>
+    <w:rsid w:val="00D12FF8"/>
     <w:rPr>
       <w:color w:val="0000FF" w:themeColor="hyperlink"/>
       <w:u w:val="single"/>
